--- a/Documentacion/word/02_Manual_Instalacion.docx
+++ b/Documentacion/word/02_Manual_Instalacion.docx
@@ -547,7 +547,7 @@
           <w:rFonts w:ascii="Courier New" w:hAnsi="Courier New"/>
           <w:sz w:val="18"/>
         </w:rPr>
-        <w:t>POSTGRES_USER=n8n</w:t>
+        <w:t># PostgreSQL gestionado por Supabase</w:t>
       </w:r>
     </w:p>
     <w:p>
@@ -559,7 +559,7 @@
           <w:rFonts w:ascii="Courier New" w:hAnsi="Courier New"/>
           <w:sz w:val="18"/>
         </w:rPr>
-        <w:t>POSTGRES_PASSWORD=CAMBIA_ESTO_123</w:t>
+        <w:t># PostgreSQL gestionado por Supabase</w:t>
       </w:r>
     </w:p>
     <w:p>
@@ -571,7 +571,7 @@
           <w:rFonts w:ascii="Courier New" w:hAnsi="Courier New"/>
           <w:sz w:val="18"/>
         </w:rPr>
-        <w:t>POSTGRES_DB=n8n</w:t>
+        <w:t>SUPABASE_URL=https://enpzxntzphvezopbxbtx.supabase.co</w:t>
       </w:r>
     </w:p>
     <w:p>
@@ -600,7 +600,7 @@
           <w:rFonts w:ascii="Courier New" w:hAnsi="Courier New"/>
           <w:sz w:val="18"/>
         </w:rPr>
-        <w:t>REDIS_HOST=redis</w:t>
+        <w:t># Redis reemplazado por Supabase</w:t>
       </w:r>
     </w:p>
     <w:p>
@@ -612,7 +612,7 @@
           <w:rFonts w:ascii="Courier New" w:hAnsi="Courier New"/>
           <w:sz w:val="18"/>
         </w:rPr>
-        <w:t>REDIS_PORT=6379</w:t>
+        <w:t># No se requiere Redis</w:t>
       </w:r>
     </w:p>
     <w:p>
@@ -710,7 +710,7 @@
     </w:p>
     <w:p>
       <w:r>
-        <w:t>Este comando levanta 3 contenedores:</w:t>
+        <w:t>Este comando levanta 1 contenedor:</w:t>
       </w:r>
     </w:p>
     <w:p>
@@ -726,7 +726,7 @@
         <w:pStyle w:val="ListBullet"/>
       </w:pPr>
       <w:r>
-        <w:t>PostgreSQL → localhost:5432</w:t>
+        <w:t>Supabase (cloud) → https://enpzxntzphvezopbxbtx.supabase.co</w:t>
       </w:r>
     </w:p>
     <w:p>
@@ -734,7 +734,7 @@
         <w:pStyle w:val="ListBullet"/>
       </w:pPr>
       <w:r>
-        <w:t>Redis → localhost:6379</w:t>
+        <w:t># No aplica (Supabase reemplaza Redis)</w:t>
       </w:r>
     </w:p>
     <w:p>
@@ -786,7 +786,7 @@
           <w:rFonts w:ascii="Courier New" w:hAnsi="Courier New"/>
           <w:sz w:val="18"/>
         </w:rPr>
-        <w:t>docker-compose logs postgres</w:t>
+        <w:t># No aplica (Supabase es cloud)</w:t>
       </w:r>
     </w:p>
     <w:p>
@@ -798,7 +798,7 @@
           <w:rFonts w:ascii="Courier New" w:hAnsi="Courier New"/>
           <w:sz w:val="18"/>
         </w:rPr>
-        <w:t>docker-compose logs redis</w:t>
+        <w:t># No aplica (Supabase es cloud)</w:t>
       </w:r>
     </w:p>
     <w:p>
@@ -1922,7 +1922,7 @@
         <w:pStyle w:val="ListBullet"/>
       </w:pPr>
       <w:r>
-        <w:t>Revisa logs: docker-compose logs postgres</w:t>
+        <w:t>Revisa logs: # No aplica (Supabase es cloud)</w:t>
       </w:r>
     </w:p>
     <w:p>

--- a/Documentacion/word/02_Manual_Instalacion.docx
+++ b/Documentacion/word/02_Manual_Instalacion.docx
@@ -82,7 +82,7 @@
         <w:pStyle w:val="ListBullet"/>
       </w:pPr>
       <w:r>
-        <w:t>Docker Desktop 24+ (Windows/Mac) o Docker Engine + Compose (Linux)</w:t>
+        <w:t>Terraform 1.5+ · AWS CLI v2 (perfil configurado para AWS Academy)</w:t>
       </w:r>
     </w:p>
     <w:p>
@@ -90,7 +90,7 @@
         <w:pStyle w:val="ListBullet"/>
       </w:pPr>
       <w:r>
-        <w:t>Node.js 18+ y npm 9+</w:t>
+        <w:t>Node.js 20+ y npm 9+</w:t>
       </w:r>
     </w:p>
     <w:p>
@@ -315,7 +315,7 @@
           </w:tcPr>
           <w:p>
             <w:r>
-              <w:t>Railway o Render</w:t>
+              <w:t>AWS Academy</w:t>
             </w:r>
           </w:p>
         </w:tc>
@@ -325,7 +325,7 @@
           </w:tcPr>
           <w:p>
             <w:r>
-              <w:t>railway.app / render.com</w:t>
+              <w:t>awsacademy.instructure.com (Learner Lab)</w:t>
             </w:r>
           </w:p>
         </w:tc>
@@ -335,7 +335,7 @@
           </w:tcPr>
           <w:p>
             <w:r>
-              <w:t>Hosting del backend (plan gratuito)</w:t>
+              <w:t>Créditos académicos para la instancia EC2 (frontend + n8n)</w:t>
             </w:r>
           </w:p>
         </w:tc>
@@ -347,7 +347,7 @@
           </w:tcPr>
           <w:p>
             <w:r>
-              <w:t>Vercel</w:t>
+              <w:t>Par de llaves SSH (vockey)</w:t>
             </w:r>
           </w:p>
         </w:tc>
@@ -357,7 +357,7 @@
           </w:tcPr>
           <w:p>
             <w:r>
-              <w:t>vercel.com</w:t>
+              <w:t>Provisto por el Learner Lab de AWS Academy (vockey.pem)</w:t>
             </w:r>
           </w:p>
         </w:tc>
@@ -367,7 +367,7 @@
           </w:tcPr>
           <w:p>
             <w:r>
-              <w:t>Hosting del frontend (plan gratuito)</w:t>
+              <w:t>Acceso SSH a la instancia EC2 para diagnóstico y despliegue manual</w:t>
             </w:r>
           </w:p>
         </w:tc>
@@ -442,7 +442,7 @@
           <w:rFonts w:ascii="Courier New" w:hAnsi="Courier New"/>
           <w:sz w:val="18"/>
         </w:rPr>
-        <w:t>git clone https://github.com/tu-usuario/trato-hecho.git</w:t>
+        <w:t>git clone https://github.com/Cristofer-SanMartin-Dev/Trato_Hecho.git</w:t>
       </w:r>
     </w:p>
     <w:p>
@@ -454,7 +454,7 @@
           <w:rFonts w:ascii="Courier New" w:hAnsi="Courier New"/>
           <w:sz w:val="18"/>
         </w:rPr>
-        <w:t>cd trato-hecho</w:t>
+        <w:t>cd Trato_Hecho</w:t>
       </w:r>
     </w:p>
     <w:p>
@@ -465,12 +465,12 @@
         <w:rPr>
           <w:color w:val="0070C0"/>
         </w:rPr>
-        <w:t>2.2 Crear archivo .env</w:t>
+        <w:t xml:space="preserve">2.2 Configurar variables de Terraform (terraform.tfvars)</w:t>
       </w:r>
     </w:p>
     <w:p>
       <w:r>
-        <w:t>Crea el archivo .env en la raíz del proyecto con el siguiente contenido:</w:t>
+        <w:t xml:space="preserve">Crea el archivo terraform/terraform.tfvars (excluido de Git mediante .gitignore) con el siguiente contenido:</w:t>
       </w:r>
     </w:p>
     <w:p>
@@ -482,7 +482,7 @@
           <w:rFonts w:ascii="Courier New" w:hAnsi="Courier New"/>
           <w:sz w:val="18"/>
         </w:rPr>
-        <w:t># n8n</w:t>
+        <w:t xml:space="preserve">supabase_url             = “https://enpzxntzphvezopbxbtx.supabase.co”</w:t>
       </w:r>
     </w:p>
     <w:p>
@@ -494,7 +494,7 @@
           <w:rFonts w:ascii="Courier New" w:hAnsi="Courier New"/>
           <w:sz w:val="18"/>
         </w:rPr>
-        <w:t>N8N_PORT=5678</w:t>
+        <w:t xml:space="preserve">supabase_key             = “tu_supabase_anon_key”</w:t>
       </w:r>
     </w:p>
     <w:p>
@@ -506,7 +506,28 @@
           <w:rFonts w:ascii="Courier New" w:hAnsi="Courier New"/>
           <w:sz w:val="18"/>
         </w:rPr>
-        <w:t>N8N_PROTOCOL=http</w:t>
+        <w:t xml:space="preserve">mercadopago_access_token = “APP_USR-xxxx-xxxx”</w:t>
+      </w:r>
+    </w:p>
+    <w:p>
+      <w:r>
+        <w:t xml:space="preserve">⚠ IMPORTANTE: terraform.tfvars nunca se sube a GitHub — contiene credenciales sensibles. Las demás variables (región, tipo de instancia, nombre del key pair, CIDR de SSH permitido) tienen valores por defecto en terraform/variables.tf y solo se sobrescriben aquí si es necesario.</w:t>
+      </w:r>
+    </w:p>
+    <w:p>
+      <w:pPr>
+        <w:pStyle w:val="Heading2"/>
+      </w:pPr>
+      <w:r>
+        <w:rPr>
+          <w:color w:val="0070C0"/>
+        </w:rPr>
+        <w:t xml:space="preserve">2.3 Provisionar la infraestructura en AWS (Terraform)</w:t>
+      </w:r>
+    </w:p>
+    <w:p>
+      <w:r>
+        <w:t xml:space="preserve">Con la sesión de AWS Academy activa (Learner Lab iniciado) y las credenciales exportadas, desde la carpeta terraform/ ejecuta:</w:t>
       </w:r>
     </w:p>
     <w:p>
@@ -518,13 +539,8 @@
           <w:rFonts w:ascii="Courier New" w:hAnsi="Courier New"/>
           <w:sz w:val="18"/>
         </w:rPr>
-        <w:t>N8N_HOST=localhost</w:t>
+        <w:t xml:space="preserve">terraform init</w:t>
       </w:r>
-    </w:p>
-    <w:p>
-      <w:pPr>
-        <w:ind w:left="567"/>
-      </w:pPr>
     </w:p>
     <w:p>
       <w:pPr>
@@ -535,7 +551,7 @@
           <w:rFonts w:ascii="Courier New" w:hAnsi="Courier New"/>
           <w:sz w:val="18"/>
         </w:rPr>
-        <w:t># PostgreSQL</w:t>
+        <w:t xml:space="preserve">terraform plan</w:t>
       </w:r>
     </w:p>
     <w:p>
@@ -547,7 +563,73 @@
           <w:rFonts w:ascii="Courier New" w:hAnsi="Courier New"/>
           <w:sz w:val="18"/>
         </w:rPr>
-        <w:t># PostgreSQL gestionado por Supabase</w:t>
+        <w:t xml:space="preserve">terraform apply</w:t>
+      </w:r>
+    </w:p>
+    <w:p>
+      <w:r>
+        <w:t xml:space="preserve">Terraform crea una instancia EC2 (t3.micro) con IP elástica fija, un Security Group con acceso restringido por puerto (22 SSH, 5678 n8n, 3000 frontend), y ejecuta automáticamente el script de arranque (user_data.sh.tpl): instala Docker y Node.js, levanta el contenedor de n8n, clona el repositorio y arranca el frontend como servicio systemd. No es necesario configurar nada manualmente dentro de la instancia.</w:t>
+      </w:r>
+    </w:p>
+    <w:p>
+      <w:r>
+        <w:t xml:space="preserve">Al finalizar, Terraform muestra las URLs de salida:</w:t>
+      </w:r>
+    </w:p>
+    <w:p>
+      <w:pPr>
+        <w:pStyle w:val="ListBullet"/>
+      </w:pPr>
+      <w:r>
+        <w:t xml:space="preserve">public_ip — IP pública fija de la instancia.</w:t>
+      </w:r>
+    </w:p>
+    <w:p>
+      <w:pPr>
+        <w:pStyle w:val="ListBullet"/>
+      </w:pPr>
+      <w:r>
+        <w:t xml:space="preserve">webhook_url — URL del webhook de n8n para pegar en config.js (http://IP:5678/webhook/chat-v2).</w:t>
+      </w:r>
+    </w:p>
+    <w:p>
+      <w:pPr>
+        <w:pStyle w:val="ListBullet"/>
+      </w:pPr>
+      <w:r>
+        <w:t xml:space="preserve">frontend_url — URL del sitio (http://IP:3000).</w:t>
+      </w:r>
+    </w:p>
+    <w:p>
+      <w:pPr>
+        <w:pStyle w:val="ListBullet"/>
+      </w:pPr>
+      <w:r>
+        <w:t xml:space="preserve">n8n_editor_url — editor de n8n (http://IP:5678).</w:t>
+      </w:r>
+    </w:p>
+    <w:p>
+      <w:pPr>
+        <w:pStyle w:val="ListBullet"/>
+      </w:pPr>
+      <w:r>
+        <w:t xml:space="preserve">ssh_command — comando listo para conectarte por SSH con tu key pair (vockey.pem).</w:t>
+      </w:r>
+    </w:p>
+    <w:p>
+      <w:pPr>
+        <w:pStyle w:val="Heading2"/>
+      </w:pPr>
+      <w:r>
+        <w:rPr>
+          <w:color w:val="0070C0"/>
+        </w:rPr>
+        <w:t xml:space="preserve">2.4 Verificar que los servicios están activos</w:t>
+      </w:r>
+    </w:p>
+    <w:p>
+      <w:r>
+        <w:t xml:space="preserve">Para prender la instancia y verificar que todo responde, usa los scripts de ayuda incluidos en el repositorio (no requieren reinstalar nada; Docker y el frontend arrancan solos al bootear):</w:t>
       </w:r>
     </w:p>
     <w:p>
@@ -559,7 +641,7 @@
           <w:rFonts w:ascii="Courier New" w:hAnsi="Courier New"/>
           <w:sz w:val="18"/>
         </w:rPr>
-        <w:t># PostgreSQL gestionado por Supabase</w:t>
+        <w:t xml:space="preserve">.\terraform\aws-refresh-creds.ps1</w:t>
       </w:r>
     </w:p>
     <w:p>
@@ -571,13 +653,13 @@
           <w:rFonts w:ascii="Courier New" w:hAnsi="Courier New"/>
           <w:sz w:val="18"/>
         </w:rPr>
-        <w:t>SUPABASE_URL=https://enpzxntzphvezopbxbtx.supabase.co</w:t>
+        <w:t xml:space="preserve">.\terraform\ec2-start.ps1</w:t>
       </w:r>
     </w:p>
     <w:p>
-      <w:pPr>
-        <w:ind w:left="567"/>
-      </w:pPr>
+      <w:r>
+        <w:t xml:space="preserve">El script ec2-start.ps1 enciende la instancia si estaba apagada, espera a que n8n responda en /healthz, y muestra las URLs del frontend, n8n y el webhook. Para Gmail/OAuth usa siempre el host con nip.io que muestra el script (ej: 54.x.x.x.nip.io) — es el que queda registrado en Google Cloud.</w:t>
+      </w:r>
     </w:p>
     <w:p>
       <w:pPr>
@@ -588,217 +670,12 @@
           <w:rFonts w:ascii="Courier New" w:hAnsi="Courier New"/>
           <w:sz w:val="18"/>
         </w:rPr>
-        <w:t># Redis</w:t>
-      </w:r>
-    </w:p>
-    <w:p>
-      <w:pPr>
-        <w:ind w:left="567"/>
-      </w:pPr>
-      <w:r>
-        <w:rPr>
-          <w:rFonts w:ascii="Courier New" w:hAnsi="Courier New"/>
-          <w:sz w:val="18"/>
-        </w:rPr>
-        <w:t># Redis reemplazado por Supabase</w:t>
-      </w:r>
-    </w:p>
-    <w:p>
-      <w:pPr>
-        <w:ind w:left="567"/>
-      </w:pPr>
-      <w:r>
-        <w:rPr>
-          <w:rFonts w:ascii="Courier New" w:hAnsi="Courier New"/>
-          <w:sz w:val="18"/>
-        </w:rPr>
-        <w:t># No se requiere Redis</w:t>
-      </w:r>
-    </w:p>
-    <w:p>
-      <w:pPr>
-        <w:ind w:left="567"/>
-      </w:pPr>
-    </w:p>
-    <w:p>
-      <w:pPr>
-        <w:ind w:left="567"/>
-      </w:pPr>
-      <w:r>
-        <w:rPr>
-          <w:rFonts w:ascii="Courier New" w:hAnsi="Courier New"/>
-          <w:sz w:val="18"/>
-        </w:rPr>
-        <w:t># APIs Externas</w:t>
-      </w:r>
-    </w:p>
-    <w:p>
-      <w:pPr>
-        <w:ind w:left="567"/>
-      </w:pPr>
-      <w:r>
-        <w:rPr>
-          <w:rFonts w:ascii="Courier New" w:hAnsi="Courier New"/>
-          <w:sz w:val="18"/>
-        </w:rPr>
-        <w:t>ANTHROPIC_API_KEY=sk-ant-xxxxxxxxxxxx</w:t>
-      </w:r>
-    </w:p>
-    <w:p>
-      <w:pPr>
-        <w:ind w:left="567"/>
-      </w:pPr>
-      <w:r>
-        <w:rPr>
-          <w:rFonts w:ascii="Courier New" w:hAnsi="Courier New"/>
-          <w:sz w:val="18"/>
-        </w:rPr>
-        <w:t>MERCADOPAGO_ACCESS_TOKEN=APP_USR-xxxx-xxxx</w:t>
-      </w:r>
-    </w:p>
-    <w:p>
-      <w:pPr>
-        <w:ind w:left="567"/>
-      </w:pPr>
-      <w:r>
-        <w:rPr>
-          <w:rFonts w:ascii="Courier New" w:hAnsi="Courier New"/>
-          <w:sz w:val="18"/>
-        </w:rPr>
-        <w:t>TELEGRAM_BOT_TOKEN=1234567890:ABCdef...</w:t>
-      </w:r>
-    </w:p>
-    <w:p>
-      <w:pPr>
-        <w:ind w:left="567"/>
-      </w:pPr>
-      <w:r>
-        <w:rPr>
-          <w:rFonts w:ascii="Courier New" w:hAnsi="Courier New"/>
-          <w:sz w:val="18"/>
-        </w:rPr>
-        <w:t>TELEGRAM_CHAT_ID=-100123456789</w:t>
+        <w:t xml:space="preserve">.\terraform\ec2-stop.ps1</w:t>
       </w:r>
     </w:p>
     <w:p>
       <w:r>
-        <w:t>⚠ IMPORTANTE: Agrega .env al archivo .gitignore para no subir credenciales a GitHub.</w:t>
-      </w:r>
-    </w:p>
-    <w:p>
-      <w:pPr>
-        <w:pStyle w:val="Heading2"/>
-      </w:pPr>
-      <w:r>
-        <w:rPr>
-          <w:color w:val="0070C0"/>
-        </w:rPr>
-        <w:t>2.3 Levantar servicios con Docker Compose</w:t>
-      </w:r>
-    </w:p>
-    <w:p>
-      <w:pPr>
-        <w:ind w:left="567"/>
-      </w:pPr>
-      <w:r>
-        <w:rPr>
-          <w:rFonts w:ascii="Courier New" w:hAnsi="Courier New"/>
-          <w:sz w:val="18"/>
-        </w:rPr>
-        <w:t>docker-compose up -d</w:t>
-      </w:r>
-    </w:p>
-    <w:p>
-      <w:r>
-        <w:t>Este comando levanta 1 contenedor:</w:t>
-      </w:r>
-    </w:p>
-    <w:p>
-      <w:pPr>
-        <w:pStyle w:val="ListBullet"/>
-      </w:pPr>
-      <w:r>
-        <w:t>n8n → http://localhost:5678</w:t>
-      </w:r>
-    </w:p>
-    <w:p>
-      <w:pPr>
-        <w:pStyle w:val="ListBullet"/>
-      </w:pPr>
-      <w:r>
-        <w:t>Supabase (cloud) → https://enpzxntzphvezopbxbtx.supabase.co</w:t>
-      </w:r>
-    </w:p>
-    <w:p>
-      <w:pPr>
-        <w:pStyle w:val="ListBullet"/>
-      </w:pPr>
-      <w:r>
-        <w:t># No aplica (Supabase reemplaza Redis)</w:t>
-      </w:r>
-    </w:p>
-    <w:p>
-      <w:pPr>
-        <w:pStyle w:val="Heading2"/>
-      </w:pPr>
-      <w:r>
-        <w:rPr>
-          <w:color w:val="0070C0"/>
-        </w:rPr>
-        <w:t>2.4 Verificar que los servicios están activos</w:t>
-      </w:r>
-    </w:p>
-    <w:p>
-      <w:pPr>
-        <w:ind w:left="567"/>
-      </w:pPr>
-      <w:r>
-        <w:rPr>
-          <w:rFonts w:ascii="Courier New" w:hAnsi="Courier New"/>
-          <w:sz w:val="18"/>
-        </w:rPr>
-        <w:t>docker-compose ps</w:t>
-      </w:r>
-    </w:p>
-    <w:p>
-      <w:r>
-        <w:t>Debes ver los 3 servicios con estado "Up". Si alguno falla, revisa los logs:</w:t>
-      </w:r>
-    </w:p>
-    <w:p>
-      <w:pPr>
-        <w:ind w:left="567"/>
-      </w:pPr>
-      <w:r>
-        <w:rPr>
-          <w:rFonts w:ascii="Courier New" w:hAnsi="Courier New"/>
-          <w:sz w:val="18"/>
-        </w:rPr>
-        <w:t>docker-compose logs n8n</w:t>
-      </w:r>
-    </w:p>
-    <w:p>
-      <w:pPr>
-        <w:ind w:left="567"/>
-      </w:pPr>
-      <w:r>
-        <w:rPr>
-          <w:rFonts w:ascii="Courier New" w:hAnsi="Courier New"/>
-          <w:sz w:val="18"/>
-        </w:rPr>
-        <w:t># No aplica (Supabase es cloud)</w:t>
-      </w:r>
-    </w:p>
-    <w:p>
-      <w:pPr>
-        <w:ind w:left="567"/>
-      </w:pPr>
-      <w:r>
-        <w:rPr>
-          <w:rFonts w:ascii="Courier New" w:hAnsi="Courier New"/>
-          <w:sz w:val="18"/>
-        </w:rPr>
-        <w:t># No aplica (Supabase es cloud)</w:t>
+        <w:t xml:space="preserve">Ejecuta ec2-stop.ps1 al terminar de trabajar para no agotar las horas de crédito del Learner Lab.</w:t>
       </w:r>
     </w:p>
     <w:p>
@@ -833,7 +710,7 @@
         <w:pStyle w:val="ListBullet"/>
       </w:pPr>
       <w:r>
-        <w:t>Abre http://localhost:5678 en tu navegador.</w:t>
+        <w:t>Abre http://&lt;IP_PUBLICA&gt;:5678 en tu navegador (n8n ya está corriendo en la instancia; no hace falta instalarlo localmente).</w:t>
       </w:r>
     </w:p>
     <w:p>
@@ -891,7 +768,7 @@
     </w:p>
     <w:p>
       <w:r>
-        <w:t>PostgreSQL:</w:t>
+        <w:t>Supabase:</w:t>
       </w:r>
     </w:p>
     <w:p>
@@ -899,20 +776,7 @@
         <w:pStyle w:val="ListBullet"/>
       </w:pPr>
       <w:r>
-        <w:t>Host: postgres | Database: n8n | User: n8n | Password: tu_password</w:t>
-      </w:r>
-    </w:p>
-    <w:p>
-      <w:r>
-        <w:t>Redis:</w:t>
-      </w:r>
-    </w:p>
-    <w:p>
-      <w:pPr>
-        <w:pStyle w:val="ListBullet"/>
-      </w:pPr>
-      <w:r>
-        <w:t>Host: redis | Port: 6379</w:t>
+        <w:t>No requiere credencial nativa de n8n. Se accede vía HTTP con las variables de entorno SUPABASE_URL y SUPABASE_KEY, ya inyectadas por Terraform al levantar la instancia.</w:t>
       </w:r>
     </w:p>
     <w:p>
@@ -1028,7 +892,7 @@
           <w:rFonts w:ascii="Courier New" w:hAnsi="Courier New"/>
           <w:sz w:val="18"/>
         </w:rPr>
-        <w:t>http://localhost:5678/webhook/chat-v2</w:t>
+        <w:t>http://&lt;IP_PUBLICA&gt;:5678/webhook/chat-v2</w:t>
       </w:r>
     </w:p>
     <w:p>
@@ -1127,7 +991,7 @@
           <w:rFonts w:ascii="Courier New" w:hAnsi="Courier New"/>
           <w:sz w:val="18"/>
         </w:rPr>
-        <w:t xml:space="preserve">  webhookUrl: 'http://localhost:5678/webhook/chat-v2'</w:t>
+        <w:t xml:space="preserve">  webhookUrl: 'http://&lt;IP_PUBLICA&gt;:5678/webhook/chat-v2'</w:t>
       </w:r>
     </w:p>
     <w:p>
@@ -1167,7 +1031,7 @@
     </w:p>
     <w:p>
       <w:r>
-        <w:t>El frontend estará disponible en: http://localhost:5173</w:t>
+        <w:t>Para desarrollo local del frontend (opcional, antes de subir cambios): http://localhost:3000 con python -m http.server o Live Server. En producción, el frontend corre directo en la instancia EC2 (puerto 3000) vía el servicio systemd, sin build.</w:t>
       </w:r>
     </w:p>
     <w:p>
@@ -1384,7 +1248,7 @@
         <w:rPr>
           <w:color w:val="1F497D"/>
         </w:rPr>
-        <w:t>6. DESPLIEGUE EN PRODUCCIÓN</w:t>
+        <w:t xml:space="preserve">6. ACTUALIZACIÓN, REDESPLIEGUE Y PRODUCCIÓN</w:t>
       </w:r>
     </w:p>
     <w:p>
@@ -1395,58 +1259,12 @@
         <w:rPr>
           <w:color w:val="0070C0"/>
         </w:rPr>
-        <w:t>6.1 Backend en Railway</w:t>
+        <w:t xml:space="preserve">6.1 Actualizar el código en la instancia EC2</w:t>
       </w:r>
     </w:p>
     <w:p>
-      <w:pPr>
-        <w:pStyle w:val="ListBullet"/>
-      </w:pPr>
       <w:r>
-        <w:t>Crea cuenta en railway.app.</w:t>
-      </w:r>
-    </w:p>
-    <w:p>
-      <w:pPr>
-        <w:pStyle w:val="ListBullet"/>
-      </w:pPr>
-      <w:r>
-        <w:t>New Project → Deploy from GitHub → selecciona tu repositorio.</w:t>
-      </w:r>
-    </w:p>
-    <w:p>
-      <w:pPr>
-        <w:pStyle w:val="ListBullet"/>
-      </w:pPr>
-      <w:r>
-        <w:t>Railway detecta el docker-compose.yml y despliega automáticamente.</w:t>
-      </w:r>
-    </w:p>
-    <w:p>
-      <w:pPr>
-        <w:pStyle w:val="ListBullet"/>
-      </w:pPr>
-      <w:r>
-        <w:t>Agrega todas las variables de entorno desde Variables → Raw Editor.</w:t>
-      </w:r>
-    </w:p>
-    <w:p>
-      <w:pPr>
-        <w:pStyle w:val="ListBullet"/>
-      </w:pPr>
-      <w:r>
-        <w:t>Copia la URL pública asignada (ej: https://trato-hecho.railway.app).</w:t>
-      </w:r>
-    </w:p>
-    <w:p>
-      <w:pPr>
-        <w:pStyle w:val="Heading2"/>
-      </w:pPr>
-      <w:r>
-        <w:rPr>
-          <w:color w:val="0070C0"/>
-        </w:rPr>
-        <w:t>6.2 Frontend en Vercel</w:t>
+        <w:t xml:space="preserve">Para aplicar cambios de código (frontend o configuración), conéctate por SSH y actualiza el repositorio ya clonado en la instancia:</w:t>
       </w:r>
     </w:p>
     <w:p>
@@ -1458,7 +1276,7 @@
           <w:rFonts w:ascii="Courier New" w:hAnsi="Courier New"/>
           <w:sz w:val="18"/>
         </w:rPr>
-        <w:t>npm install -g vercel</w:t>
+        <w:t xml:space="preserve">ssh -i "C:\ruta\a\vockey.pem" ec2-user@&lt;IP_PUBLICA&gt;</w:t>
       </w:r>
     </w:p>
     <w:p>
@@ -1470,7 +1288,7 @@
           <w:rFonts w:ascii="Courier New" w:hAnsi="Courier New"/>
           <w:sz w:val="18"/>
         </w:rPr>
-        <w:t>cd frontend</w:t>
+        <w:t xml:space="preserve">cd app &amp;&amp; git pull</w:t>
       </w:r>
     </w:p>
     <w:p>
@@ -1482,43 +1300,12 @@
           <w:rFonts w:ascii="Courier New" w:hAnsi="Courier New"/>
           <w:sz w:val="18"/>
         </w:rPr>
-        <w:t>vercel</w:t>
+        <w:t xml:space="preserve">sudo systemctl restart trato-hecho-frontend</w:t>
       </w:r>
     </w:p>
     <w:p>
-      <w:pPr>
-        <w:pStyle w:val="ListBullet"/>
-      </w:pPr>
       <w:r>
-        <w:t>Sigue el asistente de configuración.</w:t>
-      </w:r>
-    </w:p>
-    <w:p>
-      <w:pPr>
-        <w:pStyle w:val="ListBullet"/>
-      </w:pPr>
-      <w:r>
-        <w:t>Actualiza src/config.js con la URL pública del webhook en Railway.</w:t>
-      </w:r>
-    </w:p>
-    <w:p>
-      <w:pPr>
-        <w:pStyle w:val="ListBullet"/>
-      </w:pPr>
-      <w:r>
-        <w:t>Para desplegar a producción definitiva:</w:t>
-      </w:r>
-    </w:p>
-    <w:p>
-      <w:pPr>
-        <w:ind w:left="567"/>
-      </w:pPr>
-      <w:r>
-        <w:rPr>
-          <w:rFonts w:ascii="Courier New" w:hAnsi="Courier New"/>
-          <w:sz w:val="18"/>
-        </w:rPr>
-        <w:t>vercel --prod</w:t>
+        <w:t xml:space="preserve">El servicio systemd reinicia automáticamente con el código actualizado. n8n corre en un contenedor Docker independiente y no requiere reinicio salvo que se modifique el workflow directamente en su editor.</w:t>
       </w:r>
     </w:p>
     <w:p>
@@ -1529,23 +1316,23 @@
         <w:rPr>
           <w:color w:val="0070C0"/>
         </w:rPr>
-        <w:t>6.3 Migrar MercadoPago a producción</w:t>
+        <w:t xml:space="preserve">6.2 Actualizar el workflow n8n</w:t>
       </w:r>
     </w:p>
     <w:p>
-      <w:pPr>
-        <w:pStyle w:val="ListBullet"/>
-      </w:pPr>
       <w:r>
-        <w:t>Reemplaza el Access Token sandbox por el de producción.</w:t>
+        <w:t xml:space="preserve">Los cambios al workflow (catálogo, precios, lógica del agente) se hacen directamente en el editor de n8n (URL n8n_editor_url de la salida de Terraform) y no requieren redeploy del frontend ni de la instancia. El cambio es inmediato al guardar y activar el workflow.</w:t>
       </w:r>
     </w:p>
     <w:p>
       <w:pPr>
-        <w:pStyle w:val="ListBullet"/>
+        <w:pStyle w:val="Heading2"/>
       </w:pPr>
       <w:r>
-        <w:t>Actualiza la variable de entorno MERCADOPAGO_ACCESS_TOKEN en Railway.</w:t>
+        <w:rPr>
+          <w:color w:val="0070C0"/>
+        </w:rPr>
+        <w:t xml:space="preserve">6.3 Migrar MercadoPago a producción</w:t>
       </w:r>
     </w:p>
     <w:p>
@@ -1553,7 +1340,23 @@
         <w:pStyle w:val="ListBullet"/>
       </w:pPr>
       <w:r>
-        <w:t>Haz una transacción real de prueba por el monto mínimo para verificar.</w:t>
+        <w:t xml:space="preserve">Reemplaza el Access Token sandbox por el de producción (APP_USR-xxxx).</w:t>
+      </w:r>
+    </w:p>
+    <w:p>
+      <w:pPr>
+        <w:pStyle w:val="ListBullet"/>
+      </w:pPr>
+      <w:r>
+        <w:t xml:space="preserve">Actualiza la variable mercadopago_access_token en terraform/terraform.tfvars y vuelve a ejecutar terraform apply para reprovisionar la instancia con el nuevo valor.</w:t>
+      </w:r>
+    </w:p>
+    <w:p>
+      <w:pPr>
+        <w:pStyle w:val="ListBullet"/>
+      </w:pPr>
+      <w:r>
+        <w:t xml:space="preserve">Haz una transacción real de prueba por el monto mínimo para verificar que el cambio quedó activo.</w:t>
       </w:r>
     </w:p>
     <w:p>
@@ -1585,12 +1388,12 @@
     </w:p>
     <w:p>
       <w:r>
-        <w:t>□ docker-compose ps muestra 3 servicios Up</w:t>
+        <w:t>□ terraform apply finalizó sin errores y muestra las URLs de salida</w:t>
       </w:r>
     </w:p>
     <w:p>
       <w:r>
-        <w:t>□ n8n accesible en http://localhost:5678</w:t>
+        <w:t>□ n8n accesible en http://&lt;IP_PUBLICA&gt;:5678 (o vía ec2-start.ps1)</w:t>
       </w:r>
     </w:p>
     <w:p>
@@ -1605,7 +1408,7 @@
     </w:p>
     <w:p>
       <w:r>
-        <w:t>□ Frontend carga sin errores en http://localhost:5173</w:t>
+        <w:t>□ Frontend carga sin errores en http://&lt;IP_PUBLICA&gt;:3000</w:t>
       </w:r>
     </w:p>
     <w:p>
@@ -1640,7 +1443,7 @@
     </w:p>
     <w:p>
       <w:r>
-        <w:t>□ PostgreSQL guarda la cotización (verificar en pgAdmin o psql)</w:t>
+        <w:t>□ Supabase guarda la cotización (verificar en el dashboard de Supabase, tabla cotizaciones)</w:t>
       </w:r>
     </w:p>
     <w:p>
@@ -1758,7 +1561,7 @@
         <w:pStyle w:val="ListBullet"/>
       </w:pPr>
       <w:r>
-        <w:t>Verifica que Docker Desktop está ejecutándose.</w:t>
+        <w:t>Conéctate por SSH a la instancia y verifica que el contenedor está corriendo: docker ps.</w:t>
       </w:r>
     </w:p>
     <w:p>
@@ -1766,7 +1569,7 @@
         <w:pStyle w:val="ListBullet"/>
       </w:pPr>
       <w:r>
-        <w:t>Ejecuta: docker-compose logs n8n para ver el error.</w:t>
+        <w:t>Ejecuta: docker logs sanos-n8n para ver el error.</w:t>
       </w:r>
     </w:p>
     <w:p>
@@ -1774,7 +1577,7 @@
         <w:pStyle w:val="ListBullet"/>
       </w:pPr>
       <w:r>
-        <w:t>Verifica que el puerto 5678 no esté en uso: lsof -i :5678</w:t>
+        <w:t>Verifica el Security Group de Terraform: el puerto 5678 debe estar abierto para tu IP o 0.0.0.0/0.</w:t>
       </w:r>
     </w:p>
     <w:p>
@@ -1782,7 +1585,7 @@
         <w:pStyle w:val="ListBullet"/>
       </w:pPr>
       <w:r>
-        <w:t>Prueba reiniciar: docker-compose restart n8n</w:t>
+        <w:t>Prueba reiniciar: docker restart sanos-n8n</w:t>
       </w:r>
     </w:p>
     <w:p>
@@ -1898,7 +1701,7 @@
         <w:rPr>
           <w:color w:val="0070C0"/>
         </w:rPr>
-        <w:t>Problema: Error al guardar en PostgreSQL</w:t>
+        <w:t>Problema: Error al guardar en Supabase</w:t>
       </w:r>
     </w:p>
     <w:p>
@@ -1914,7 +1717,7 @@
         <w:pStyle w:val="ListBullet"/>
       </w:pPr>
       <w:r>
-        <w:t>Comprueba las credenciales de PostgreSQL en n8n.</w:t>
+        <w:t>Comprueba que SUPABASE_URL y SUPABASE_KEY estén correctamente configuradas en las variables de entorno del contenedor n8n.</w:t>
       </w:r>
     </w:p>
     <w:p>
@@ -1922,7 +1725,7 @@
         <w:pStyle w:val="ListBullet"/>
       </w:pPr>
       <w:r>
-        <w:t>Revisa logs: # No aplica (Supabase es cloud)</w:t>
+        <w:t>Revisa el dashboard de Supabase → Logs, o los logs del contenedor n8n con docker logs sanos-n8n.</w:t>
       </w:r>
     </w:p>
     <w:p>
